--- a/items template.docx
+++ b/items template.docx
@@ -98,21 +98,7 @@
           <w:rFonts w:ascii="Times New Roman" w:hAnsi="Times New Roman" w:cs="Times New Roman"/>
           <w:color w:val="000000" w:themeColor="text1"/>
         </w:rPr>
-        <w:t xml:space="preserve">Please read (a) my intro, theory chapter, test 1 draft (single document in project sources, and (b) </w:t>
-      </w:r>
-      <w:r>
-        <w:rPr>
-          <w:rFonts w:ascii="Times New Roman" w:hAnsi="Times New Roman" w:cs="Times New Roman"/>
-          <w:color w:val="000000" w:themeColor="text1"/>
-        </w:rPr>
-        <w:t>test 1 memo</w:t>
-      </w:r>
-      <w:r>
-        <w:rPr>
-          <w:rFonts w:ascii="Times New Roman" w:hAnsi="Times New Roman" w:cs="Times New Roman"/>
-          <w:color w:val="000000" w:themeColor="text1"/>
-        </w:rPr>
-        <w:t xml:space="preserve">. Each time I send you a part of the template, please use your detailed knowledge of those documents. </w:t>
+        <w:t xml:space="preserve">Please read (a) my intro, theory chapter, test 1 draft (single document in project sources, and (b) test 1 memo. Each time I send you a part of the template, please use your detailed knowledge of those documents. </w:t>
       </w:r>
     </w:p>
     <w:p>
@@ -869,9 +855,8 @@
           <w:bCs/>
           <w:color w:val="000000" w:themeColor="text1"/>
         </w:rPr>
-        <w:t xml:space="preserve">Part </w:t>
-      </w:r>
-      <w:proofErr w:type="spellStart"/>
+        <w:t xml:space="preserve">Part II: </w:t>
+      </w:r>
       <w:r>
         <w:rPr>
           <w:rFonts w:ascii="Times New Roman" w:hAnsi="Times New Roman" w:cs="Times New Roman"/>
@@ -879,26 +864,7 @@
           <w:bCs/>
           <w:color w:val="000000" w:themeColor="text1"/>
         </w:rPr>
-        <w:t xml:space="preserve">II: </w:t>
-      </w:r>
-      <w:r>
-        <w:rPr>
-          <w:rFonts w:ascii="Times New Roman" w:hAnsi="Times New Roman" w:cs="Times New Roman"/>
-          <w:b/>
-          <w:bCs/>
-          <w:color w:val="000000" w:themeColor="text1"/>
-        </w:rPr>
-        <w:t>Draws</w:t>
-      </w:r>
-      <w:proofErr w:type="spellEnd"/>
-      <w:r>
-        <w:rPr>
-          <w:rFonts w:ascii="Times New Roman" w:hAnsi="Times New Roman" w:cs="Times New Roman"/>
-          <w:b/>
-          <w:bCs/>
-          <w:color w:val="000000" w:themeColor="text1"/>
-        </w:rPr>
-        <w:t xml:space="preserve"> from, but is not a replication, of other scales from</w:t>
+        <w:t>Draws from, but is not a replication, of other scales from</w:t>
       </w:r>
       <w:r>
         <w:rPr>
@@ -956,6 +922,26 @@
           <w:color w:val="000000" w:themeColor="text1"/>
         </w:rPr>
         <w:t xml:space="preserve">what lit that I already engage can support this. </w:t>
+      </w:r>
+    </w:p>
+    <w:p>
+      <w:pPr>
+        <w:pStyle w:val="ListParagraph"/>
+        <w:numPr>
+          <w:ilvl w:val="0"/>
+          <w:numId w:val="39"/>
+        </w:numPr>
+        <w:rPr>
+          <w:rFonts w:ascii="Times New Roman" w:hAnsi="Times New Roman" w:cs="Times New Roman"/>
+          <w:color w:val="000000" w:themeColor="text1"/>
+        </w:rPr>
+      </w:pPr>
+      <w:r>
+        <w:rPr>
+          <w:rFonts w:ascii="Times New Roman" w:hAnsi="Times New Roman" w:cs="Times New Roman"/>
+          <w:color w:val="000000" w:themeColor="text1"/>
+        </w:rPr>
+        <w:t xml:space="preserve">Something from theory </w:t>
       </w:r>
     </w:p>
     <w:p>
@@ -2513,7 +2499,7 @@
                 <w:iCs/>
                 <w:color w:val="000000" w:themeColor="text1"/>
               </w:rPr>
-              <w:t>Ingroup</w:t>
+              <w:t>Political orientation</w:t>
             </w:r>
           </w:p>
         </w:tc>
@@ -2559,7 +2545,7 @@
                 <w:rFonts w:ascii="Times New Roman" w:hAnsi="Times New Roman" w:cs="Times New Roman"/>
                 <w:color w:val="000000" w:themeColor="text1"/>
               </w:rPr>
-              <w:t>Sensitivity to discrimination (recognition of, prepare to respond to)</w:t>
+              <w:t>Prison help</w:t>
             </w:r>
           </w:p>
           <w:p>
@@ -2586,8 +2572,9 @@
               </w:numPr>
               <w:ind w:left="360"/>
               <w:rPr>
-                <w:rFonts w:ascii="Times New Roman" w:hAnsi="Times New Roman" w:cs="Times New Roman"/>
-                <w:color w:val="7030A0"/>
+                <w:b/>
+                <w:bCs/>
+                <w:color w:val="000000" w:themeColor="text1"/>
               </w:rPr>
             </w:pPr>
             <w:r>
@@ -2595,38 +2582,8 @@
                 <w:rFonts w:ascii="Times New Roman" w:hAnsi="Times New Roman" w:cs="Times New Roman"/>
                 <w:color w:val="7030A0"/>
               </w:rPr>
-              <w:t xml:space="preserve">About the possibility that some people might treat </w:t>
+              <w:t>1-6</w:t>
             </w:r>
-            <w:r>
-              <w:rPr>
-                <w:rFonts w:ascii="Times New Roman" w:hAnsi="Times New Roman" w:cs="Times New Roman"/>
-                <w:color w:val="7030A0"/>
-                <w:u w:val="single"/>
-              </w:rPr>
-              <w:t xml:space="preserve">your child </w:t>
-            </w:r>
-            <w:r>
-              <w:rPr>
-                <w:rFonts w:ascii="Times New Roman" w:hAnsi="Times New Roman" w:cs="Times New Roman"/>
-                <w:color w:val="7030A0"/>
-              </w:rPr>
-              <w:t xml:space="preserve">badly or unfairly because of his/her race or ethnicity </w:t>
-            </w:r>
-          </w:p>
-          <w:p>
-            <w:pPr>
-              <w:pStyle w:val="NormalWeb"/>
-              <w:numPr>
-                <w:ilvl w:val="0"/>
-                <w:numId w:val="13"/>
-              </w:numPr>
-              <w:ind w:left="360"/>
-              <w:rPr>
-                <w:b/>
-                <w:bCs/>
-                <w:color w:val="000000" w:themeColor="text1"/>
-              </w:rPr>
-            </w:pPr>
           </w:p>
         </w:tc>
       </w:tr>
@@ -2647,7 +2604,7 @@
                 <w:rFonts w:ascii="Times New Roman" w:hAnsi="Times New Roman" w:cs="Times New Roman"/>
                 <w:color w:val="000000" w:themeColor="text1"/>
               </w:rPr>
-              <w:t xml:space="preserve">Pride/history of </w:t>
+              <w:t>Prison punishment</w:t>
             </w:r>
           </w:p>
           <w:p>
@@ -2672,42 +2629,24 @@
                 <w:ilvl w:val="0"/>
                 <w:numId w:val="14"/>
               </w:numPr>
+              <w:shd w:val="clear" w:color="auto" w:fill="FFFFFF"/>
               <w:ind w:left="360"/>
-              <w:rPr>
-                <w:rFonts w:ascii="Times New Roman" w:hAnsi="Times New Roman" w:cs="Times New Roman"/>
+              <w:textAlignment w:val="baseline"/>
+              <w:rPr>
+                <w:b/>
+                <w:bCs/>
                 <w:color w:val="000000" w:themeColor="text1"/>
               </w:rPr>
             </w:pPr>
+            <w:proofErr w:type="spellStart"/>
             <w:r>
               <w:rPr>
                 <w:rFonts w:ascii="Times New Roman" w:hAnsi="Times New Roman" w:cs="Times New Roman"/>
                 <w:color w:val="000000" w:themeColor="text1"/>
               </w:rPr>
-              <w:t>Talked to child about fight for equality among Blacks</w:t>
+              <w:t>Dpen</w:t>
             </w:r>
-            <w:r>
-              <w:rPr>
-                <w:rFonts w:ascii="Times New Roman" w:hAnsi="Times New Roman" w:cs="Times New Roman"/>
-                <w:color w:val="000000" w:themeColor="text1"/>
-              </w:rPr>
-              <w:t xml:space="preserve"> [R’s </w:t>
-            </w:r>
-            <w:proofErr w:type="gramStart"/>
-            <w:r>
-              <w:rPr>
-                <w:rFonts w:ascii="Times New Roman" w:hAnsi="Times New Roman" w:cs="Times New Roman"/>
-                <w:color w:val="000000" w:themeColor="text1"/>
-              </w:rPr>
-              <w:t>race]…</w:t>
-            </w:r>
-            <w:proofErr w:type="gramEnd"/>
-            <w:r>
-              <w:rPr>
-                <w:rFonts w:ascii="Times New Roman" w:hAnsi="Times New Roman" w:cs="Times New Roman"/>
-                <w:color w:val="000000" w:themeColor="text1"/>
-              </w:rPr>
-              <w:t xml:space="preserve"> expand…</w:t>
-            </w:r>
+            <w:proofErr w:type="spellEnd"/>
           </w:p>
           <w:p>
             <w:pPr>
@@ -2720,33 +2659,19 @@
               <w:ind w:left="360"/>
               <w:textAlignment w:val="baseline"/>
               <w:rPr>
-                <w:rFonts w:ascii="Times New Roman" w:hAnsi="Times New Roman" w:cs="Times New Roman"/>
-                <w:color w:val="7030A0"/>
-              </w:rPr>
-            </w:pPr>
-            <w:r>
-              <w:rPr>
-                <w:rFonts w:ascii="Times New Roman" w:hAnsi="Times New Roman" w:cs="Times New Roman"/>
-                <w:color w:val="7030A0"/>
-                <w:bdr w:val="none" w:sz="0" w:space="0" w:color="auto" w:frame="1"/>
-              </w:rPr>
-              <w:t>Never be ashamed of your color.</w:t>
-            </w:r>
-          </w:p>
-          <w:p>
-            <w:pPr>
-              <w:pStyle w:val="NormalWeb"/>
-              <w:numPr>
-                <w:ilvl w:val="0"/>
-                <w:numId w:val="14"/>
-              </w:numPr>
-              <w:ind w:left="360"/>
-              <w:rPr>
                 <w:b/>
                 <w:bCs/>
                 <w:color w:val="000000" w:themeColor="text1"/>
               </w:rPr>
             </w:pPr>
+            <w:proofErr w:type="spellStart"/>
+            <w:r>
+              <w:rPr>
+                <w:color w:val="000000" w:themeColor="text1"/>
+              </w:rPr>
+              <w:t>lwop</w:t>
+            </w:r>
+            <w:proofErr w:type="spellEnd"/>
           </w:p>
         </w:tc>
       </w:tr>
@@ -2767,21 +2692,7 @@
                 <w:rFonts w:ascii="Times New Roman" w:hAnsi="Times New Roman" w:cs="Times New Roman"/>
                 <w:color w:val="000000" w:themeColor="text1"/>
               </w:rPr>
-              <w:t>(Antipathy toward</w:t>
-            </w:r>
-            <w:r>
-              <w:rPr>
-                <w:rFonts w:ascii="Times New Roman" w:hAnsi="Times New Roman" w:cs="Times New Roman"/>
-                <w:color w:val="000000" w:themeColor="text1"/>
-              </w:rPr>
-              <w:t xml:space="preserve"> ingroup</w:t>
-            </w:r>
-            <w:r>
-              <w:rPr>
-                <w:rFonts w:ascii="Times New Roman" w:hAnsi="Times New Roman" w:cs="Times New Roman"/>
-                <w:color w:val="000000" w:themeColor="text1"/>
-              </w:rPr>
-              <w:t>? Not on other scales)</w:t>
+              <w:t>Deservingness constructions</w:t>
             </w:r>
           </w:p>
         </w:tc>
@@ -2806,15 +2717,26 @@
               </w:numPr>
               <w:rPr>
                 <w:rFonts w:ascii="Times New Roman" w:hAnsi="Times New Roman" w:cs="Times New Roman"/>
+                <w:b/>
+                <w:bCs/>
                 <w:color w:val="000000" w:themeColor="text1"/>
               </w:rPr>
             </w:pPr>
+            <w:proofErr w:type="spellStart"/>
             <w:r>
               <w:rPr>
                 <w:rFonts w:ascii="Times New Roman" w:hAnsi="Times New Roman" w:cs="Times New Roman"/>
                 <w:color w:val="000000" w:themeColor="text1"/>
               </w:rPr>
-              <w:t>White people get ahead because they work harder than other groups</w:t>
+              <w:t>inc</w:t>
+            </w:r>
+            <w:proofErr w:type="spellEnd"/>
+            <w:r>
+              <w:rPr>
+                <w:rFonts w:ascii="Times New Roman" w:hAnsi="Times New Roman" w:cs="Times New Roman"/>
+                <w:color w:val="000000" w:themeColor="text1"/>
+              </w:rPr>
+              <w:t xml:space="preserve"> people/prisoners</w:t>
             </w:r>
           </w:p>
           <w:p>
@@ -2826,26 +2748,26 @@
               </w:numPr>
               <w:rPr>
                 <w:rFonts w:ascii="Times New Roman" w:hAnsi="Times New Roman" w:cs="Times New Roman"/>
-                <w:color w:val="7030A0"/>
+                <w:b/>
+                <w:bCs/>
+                <w:color w:val="000000" w:themeColor="text1"/>
               </w:rPr>
             </w:pPr>
             <w:r>
               <w:rPr>
                 <w:rFonts w:ascii="Times New Roman" w:hAnsi="Times New Roman" w:cs="Times New Roman"/>
-                <w:color w:val="7030A0"/>
-              </w:rPr>
-              <w:t>[R’s Race]</w:t>
-            </w:r>
-            <w:r>
-              <w:rPr>
-                <w:rFonts w:ascii="Times New Roman" w:hAnsi="Times New Roman" w:cs="Times New Roman"/>
-                <w:color w:val="7030A0"/>
-              </w:rPr>
-              <w:t xml:space="preserve"> people are at least partially responsible for racial problems in America. </w:t>
+                <w:color w:val="000000" w:themeColor="text1"/>
+              </w:rPr>
+              <w:t>criminals</w:t>
             </w:r>
           </w:p>
           <w:p>
             <w:pPr>
+              <w:pStyle w:val="ListParagraph"/>
+              <w:numPr>
+                <w:ilvl w:val="0"/>
+                <w:numId w:val="19"/>
+              </w:numPr>
               <w:rPr>
                 <w:rFonts w:ascii="Times New Roman" w:hAnsi="Times New Roman" w:cs="Times New Roman"/>
                 <w:b/>
@@ -2853,6 +2775,22 @@
                 <w:color w:val="000000" w:themeColor="text1"/>
               </w:rPr>
             </w:pPr>
+            <w:proofErr w:type="spellStart"/>
+            <w:r>
+              <w:rPr>
+                <w:rFonts w:ascii="Times New Roman" w:hAnsi="Times New Roman" w:cs="Times New Roman"/>
+                <w:color w:val="000000" w:themeColor="text1"/>
+              </w:rPr>
+              <w:t>incarc</w:t>
+            </w:r>
+            <w:proofErr w:type="spellEnd"/>
+            <w:r>
+              <w:rPr>
+                <w:rFonts w:ascii="Times New Roman" w:hAnsi="Times New Roman" w:cs="Times New Roman"/>
+                <w:color w:val="000000" w:themeColor="text1"/>
+              </w:rPr>
+              <w:t xml:space="preserve"> women?</w:t>
+            </w:r>
           </w:p>
         </w:tc>
       </w:tr>
@@ -2893,8 +2831,7 @@
                 <w:iCs/>
                 <w:color w:val="000000" w:themeColor="text1"/>
               </w:rPr>
-              <w:lastRenderedPageBreak/>
-              <w:t>Outgroup</w:t>
+              <w:t>Experience</w:t>
             </w:r>
           </w:p>
         </w:tc>
@@ -2919,21 +2856,6 @@
           <w:tcPr>
             <w:tcW w:w="3145" w:type="dxa"/>
           </w:tcPr>
-          <w:p>
-            <w:pPr>
-              <w:rPr>
-                <w:rFonts w:ascii="Times New Roman" w:hAnsi="Times New Roman" w:cs="Times New Roman"/>
-                <w:color w:val="000000" w:themeColor="text1"/>
-              </w:rPr>
-            </w:pPr>
-            <w:r>
-              <w:rPr>
-                <w:rFonts w:ascii="Times New Roman" w:hAnsi="Times New Roman" w:cs="Times New Roman"/>
-                <w:color w:val="000000" w:themeColor="text1"/>
-              </w:rPr>
-              <w:t>Sensitivity to discrimination (recognition, prepare to respond)</w:t>
-            </w:r>
-          </w:p>
           <w:p>
             <w:pPr>
               <w:rPr>
@@ -2958,17 +2880,75 @@
               </w:numPr>
               <w:ind w:left="360"/>
               <w:rPr>
-                <w:rFonts w:ascii="Times New Roman" w:hAnsi="Times New Roman" w:cs="Times New Roman"/>
                 <w:color w:val="7030A0"/>
               </w:rPr>
             </w:pPr>
             <w:r>
               <w:rPr>
-                <w:rFonts w:ascii="Times New Roman" w:hAnsi="Times New Roman" w:cs="Times New Roman"/>
                 <w:color w:val="7030A0"/>
               </w:rPr>
-              <w:t xml:space="preserve">People from other racial and ethnic groups are sometimes still discriminated against because of their race or ethnicity </w:t>
+              <w:t>Impact</w:t>
             </w:r>
+          </w:p>
+          <w:p>
+            <w:pPr>
+              <w:pStyle w:val="NormalWeb"/>
+              <w:numPr>
+                <w:ilvl w:val="1"/>
+                <w:numId w:val="16"/>
+              </w:numPr>
+              <w:rPr>
+                <w:color w:val="000000" w:themeColor="text1"/>
+              </w:rPr>
+            </w:pPr>
+            <w:proofErr w:type="spellStart"/>
+            <w:r>
+              <w:rPr>
+                <w:color w:val="000000" w:themeColor="text1"/>
+              </w:rPr>
+              <w:t>Incarc</w:t>
+            </w:r>
+            <w:proofErr w:type="spellEnd"/>
+          </w:p>
+          <w:p>
+            <w:pPr>
+              <w:pStyle w:val="NormalWeb"/>
+              <w:numPr>
+                <w:ilvl w:val="1"/>
+                <w:numId w:val="16"/>
+              </w:numPr>
+              <w:rPr>
+                <w:color w:val="000000" w:themeColor="text1"/>
+              </w:rPr>
+            </w:pPr>
+            <w:proofErr w:type="spellStart"/>
+            <w:r>
+              <w:rPr>
+                <w:color w:val="000000" w:themeColor="text1"/>
+              </w:rPr>
+              <w:t>Knowincarc</w:t>
+            </w:r>
+            <w:proofErr w:type="spellEnd"/>
+          </w:p>
+          <w:p>
+            <w:pPr>
+              <w:pStyle w:val="NormalWeb"/>
+              <w:numPr>
+                <w:ilvl w:val="1"/>
+                <w:numId w:val="16"/>
+              </w:numPr>
+              <w:rPr>
+                <w:color w:val="000000" w:themeColor="text1"/>
+              </w:rPr>
+            </w:pPr>
+            <w:proofErr w:type="spellStart"/>
+            <w:r>
+              <w:rPr>
+                <w:color w:val="000000" w:themeColor="text1"/>
+              </w:rPr>
+              <w:t>vict</w:t>
+            </w:r>
+            <w:proofErr w:type="spellEnd"/>
           </w:p>
           <w:p>
             <w:pPr>
@@ -2979,111 +2959,9 @@
               </w:numPr>
               <w:ind w:left="360"/>
               <w:rPr>
-                <w:color w:val="7030A0"/>
+                <w:color w:val="000000" w:themeColor="text1"/>
               </w:rPr>
             </w:pPr>
-            <w:r>
-              <w:rPr>
-                <w:color w:val="7030A0"/>
-              </w:rPr>
-              <w:t>Teach my child to speak up if they witness peers FROM ANOTHER RACIAL GROUP being racially mistreated. (call to action</w:t>
-            </w:r>
-            <w:r>
-              <w:rPr>
-                <w:color w:val="7030A0"/>
-              </w:rPr>
-              <w:t xml:space="preserve"> / listen to</w:t>
-            </w:r>
-            <w:proofErr w:type="gramStart"/>
-            <w:r>
-              <w:rPr>
-                <w:color w:val="7030A0"/>
-              </w:rPr>
-              <w:t xml:space="preserve">… </w:t>
-            </w:r>
-            <w:r>
-              <w:rPr>
-                <w:color w:val="7030A0"/>
-              </w:rPr>
-              <w:t>)</w:t>
-            </w:r>
-            <w:proofErr w:type="gramEnd"/>
-          </w:p>
-          <w:p>
-            <w:pPr>
-              <w:pStyle w:val="NormalWeb"/>
-              <w:numPr>
-                <w:ilvl w:val="0"/>
-                <w:numId w:val="16"/>
-              </w:numPr>
-              <w:ind w:left="360"/>
-              <w:rPr>
-                <w:color w:val="7030A0"/>
-              </w:rPr>
-            </w:pPr>
-            <w:r>
-              <w:rPr>
-                <w:rFonts w:ascii="Times" w:hAnsi="Times"/>
-                <w:color w:val="7030A0"/>
-                <w:sz w:val="16"/>
-                <w:szCs w:val="16"/>
-              </w:rPr>
-              <w:t xml:space="preserve">Talked about something in the media (TV, books, movie, internet, news) that showed a different racial group being treated unfairly because of their race. </w:t>
-            </w:r>
-          </w:p>
-          <w:p>
-            <w:pPr>
-              <w:pStyle w:val="NormalWeb"/>
-              <w:numPr>
-                <w:ilvl w:val="0"/>
-                <w:numId w:val="16"/>
-              </w:numPr>
-              <w:ind w:left="360"/>
-              <w:rPr>
-                <w:color w:val="000000" w:themeColor="text1"/>
-              </w:rPr>
-            </w:pPr>
-          </w:p>
-          <w:p>
-            <w:pPr>
-              <w:pStyle w:val="NormalWeb"/>
-              <w:numPr>
-                <w:ilvl w:val="0"/>
-                <w:numId w:val="16"/>
-              </w:numPr>
-              <w:ind w:left="360"/>
-              <w:rPr>
-                <w:color w:val="000000" w:themeColor="text1"/>
-              </w:rPr>
-            </w:pPr>
-            <w:r>
-              <w:t>Teach my child to correct a friend’s racial stereotyping of others. (call to action)</w:t>
-            </w:r>
-          </w:p>
-          <w:p>
-            <w:pPr>
-              <w:pStyle w:val="NormalWeb"/>
-              <w:numPr>
-                <w:ilvl w:val="0"/>
-                <w:numId w:val="16"/>
-              </w:numPr>
-              <w:ind w:left="360"/>
-              <w:rPr>
-                <w:color w:val="000000" w:themeColor="text1"/>
-              </w:rPr>
-            </w:pPr>
-            <w:r>
-              <w:t>Teach my child to notice lies and stereotypes of racial matters in media and information outlets. (</w:t>
-            </w:r>
-            <w:r>
-              <w:rPr>
-                <w:highlight w:val="yellow"/>
-              </w:rPr>
-              <w:t>outgroup</w:t>
-            </w:r>
-            <w:r>
-              <w:t>???)</w:t>
-            </w:r>
           </w:p>
         </w:tc>
       </w:tr>
@@ -3092,50 +2970,6 @@
           <w:tcPr>
             <w:tcW w:w="3145" w:type="dxa"/>
           </w:tcPr>
-          <w:p>
-            <w:pPr>
-              <w:rPr>
-                <w:rFonts w:ascii="Times New Roman" w:hAnsi="Times New Roman" w:cs="Times New Roman"/>
-                <w:color w:val="000000" w:themeColor="text1"/>
-              </w:rPr>
-            </w:pPr>
-            <w:r>
-              <w:rPr>
-                <w:rFonts w:ascii="Times New Roman" w:hAnsi="Times New Roman" w:cs="Times New Roman"/>
-                <w:color w:val="000000" w:themeColor="text1"/>
-              </w:rPr>
-              <w:t>History of</w:t>
-            </w:r>
-            <w:r>
-              <w:rPr>
-                <w:rFonts w:ascii="Times New Roman" w:hAnsi="Times New Roman" w:cs="Times New Roman"/>
-                <w:color w:val="000000" w:themeColor="text1"/>
-              </w:rPr>
-              <w:t>/ Em</w:t>
-            </w:r>
-            <w:r>
-              <w:rPr>
-                <w:rFonts w:ascii="Times New Roman" w:hAnsi="Times New Roman" w:cs="Times New Roman"/>
-                <w:color w:val="000000" w:themeColor="text1"/>
-              </w:rPr>
-              <w:t>pathy toward/</w:t>
-            </w:r>
-          </w:p>
-          <w:p>
-            <w:pPr>
-              <w:rPr>
-                <w:rFonts w:ascii="Times New Roman" w:hAnsi="Times New Roman" w:cs="Times New Roman"/>
-                <w:color w:val="000000" w:themeColor="text1"/>
-              </w:rPr>
-            </w:pPr>
-            <w:r>
-              <w:rPr>
-                <w:rFonts w:ascii="Times New Roman" w:hAnsi="Times New Roman" w:cs="Times New Roman"/>
-                <w:color w:val="000000" w:themeColor="text1"/>
-              </w:rPr>
-              <w:t xml:space="preserve">Celebration of outgroup </w:t>
-            </w:r>
-          </w:p>
           <w:p>
             <w:pPr>
               <w:rPr>
@@ -3157,163 +2991,16 @@
                 <w:numId w:val="17"/>
               </w:numPr>
               <w:rPr>
-                <w:color w:val="7030A0"/>
+                <w:color w:val="000000" w:themeColor="text1"/>
+                <w:highlight w:val="yellow"/>
               </w:rPr>
             </w:pPr>
             <w:r>
               <w:rPr>
                 <w:color w:val="7030A0"/>
               </w:rPr>
-              <w:t>PURCHASED</w:t>
+              <w:t>PUR</w:t>
             </w:r>
-            <w:r>
-              <w:rPr>
-                <w:color w:val="7030A0"/>
-              </w:rPr>
-              <w:t xml:space="preserve"> or Borrowed</w:t>
-            </w:r>
-            <w:r>
-              <w:rPr>
-                <w:color w:val="7030A0"/>
-              </w:rPr>
-              <w:t xml:space="preserve"> A BOOK, TOY, OR OTHER ITEM FOR MY CHILD BECAUSE IT </w:t>
-            </w:r>
-            <w:r>
-              <w:rPr>
-                <w:color w:val="7030A0"/>
-              </w:rPr>
-              <w:t>feature</w:t>
-            </w:r>
-            <w:r>
-              <w:rPr>
-                <w:color w:val="7030A0"/>
-              </w:rPr>
-              <w:t>d</w:t>
-            </w:r>
-            <w:r>
-              <w:rPr>
-                <w:color w:val="7030A0"/>
-              </w:rPr>
-              <w:t xml:space="preserve"> characters of a different race than you</w:t>
-            </w:r>
-          </w:p>
-          <w:p>
-            <w:pPr>
-              <w:pStyle w:val="NormalWeb"/>
-              <w:numPr>
-                <w:ilvl w:val="0"/>
-                <w:numId w:val="17"/>
-              </w:numPr>
-              <w:rPr>
-                <w:color w:val="000000" w:themeColor="text1"/>
-              </w:rPr>
-            </w:pPr>
-            <w:r>
-              <w:rPr>
-                <w:rFonts w:ascii="Times" w:hAnsi="Times"/>
-                <w:color w:val="7030A0"/>
-                <w:sz w:val="16"/>
-                <w:szCs w:val="16"/>
-              </w:rPr>
-              <w:t>T</w:t>
-            </w:r>
-            <w:r>
-              <w:rPr>
-                <w:rFonts w:ascii="Times" w:hAnsi="Times"/>
-                <w:color w:val="7030A0"/>
-                <w:sz w:val="16"/>
-                <w:szCs w:val="16"/>
-              </w:rPr>
-              <w:t xml:space="preserve">ook </w:t>
-            </w:r>
-            <w:r>
-              <w:rPr>
-                <w:rFonts w:ascii="Times" w:hAnsi="Times"/>
-                <w:color w:val="7030A0"/>
-                <w:sz w:val="16"/>
-                <w:szCs w:val="16"/>
-              </w:rPr>
-              <w:t>my child</w:t>
-            </w:r>
-            <w:r>
-              <w:rPr>
-                <w:rFonts w:ascii="Times" w:hAnsi="Times"/>
-                <w:color w:val="7030A0"/>
-                <w:sz w:val="16"/>
-                <w:szCs w:val="16"/>
-              </w:rPr>
-              <w:t xml:space="preserve"> to places or events that celebrated cultures other than your own (museums, festivals). </w:t>
-            </w:r>
-          </w:p>
-          <w:p>
-            <w:pPr>
-              <w:pStyle w:val="ListParagraph"/>
-              <w:numPr>
-                <w:ilvl w:val="0"/>
-                <w:numId w:val="17"/>
-              </w:numPr>
-              <w:rPr>
-                <w:rFonts w:ascii="Times New Roman" w:hAnsi="Times New Roman" w:cs="Times New Roman"/>
-                <w:color w:val="7030A0"/>
-              </w:rPr>
-            </w:pPr>
-            <w:r>
-              <w:rPr>
-                <w:rFonts w:ascii="Times New Roman" w:hAnsi="Times New Roman" w:cs="Times New Roman"/>
-                <w:color w:val="7030A0"/>
-              </w:rPr>
-              <w:t xml:space="preserve">About people of other racial and ethnic groups who are important to the nation’s </w:t>
-            </w:r>
-            <w:proofErr w:type="gramStart"/>
-            <w:r>
-              <w:rPr>
-                <w:rFonts w:ascii="Times New Roman" w:hAnsi="Times New Roman" w:cs="Times New Roman"/>
-                <w:color w:val="7030A0"/>
-              </w:rPr>
-              <w:t xml:space="preserve">history </w:t>
-            </w:r>
-            <w:r>
-              <w:rPr>
-                <w:rFonts w:ascii="Times New Roman" w:hAnsi="Times New Roman" w:cs="Times New Roman"/>
-                <w:color w:val="7030A0"/>
-              </w:rPr>
-              <w:t xml:space="preserve"> (</w:t>
-            </w:r>
-            <w:proofErr w:type="gramEnd"/>
-            <w:r>
-              <w:rPr>
-                <w:rFonts w:ascii="Times New Roman" w:hAnsi="Times New Roman" w:cs="Times New Roman"/>
-                <w:color w:val="7030A0"/>
-              </w:rPr>
-              <w:t xml:space="preserve">also in </w:t>
-            </w:r>
-            <w:proofErr w:type="spellStart"/>
-            <w:r>
-              <w:rPr>
-                <w:rFonts w:ascii="Times New Roman" w:hAnsi="Times New Roman" w:cs="Times New Roman"/>
-                <w:color w:val="7030A0"/>
-              </w:rPr>
-              <w:t>DRew</w:t>
-            </w:r>
-            <w:proofErr w:type="spellEnd"/>
-            <w:r>
-              <w:rPr>
-                <w:rFonts w:ascii="Times New Roman" w:hAnsi="Times New Roman" w:cs="Times New Roman"/>
-                <w:color w:val="7030A0"/>
-              </w:rPr>
-              <w:t>)</w:t>
-            </w:r>
-          </w:p>
-          <w:p>
-            <w:pPr>
-              <w:pStyle w:val="ListParagraph"/>
-              <w:ind w:left="360"/>
-              <w:rPr>
-                <w:rFonts w:ascii="Times New Roman" w:hAnsi="Times New Roman" w:cs="Times New Roman"/>
-                <w:color w:val="000000" w:themeColor="text1"/>
-                <w:highlight w:val="yellow"/>
-              </w:rPr>
-            </w:pPr>
           </w:p>
           <w:p>
             <w:pPr>
@@ -3362,40 +3049,6 @@
           </w:tcPr>
           <w:p>
             <w:pPr>
-              <w:pStyle w:val="ListParagraph"/>
-              <w:numPr>
-                <w:ilvl w:val="0"/>
-                <w:numId w:val="18"/>
-              </w:numPr>
-              <w:rPr>
-                <w:rFonts w:ascii="Times New Roman" w:hAnsi="Times New Roman" w:cs="Times New Roman"/>
-                <w:color w:val="7030A0"/>
-              </w:rPr>
-            </w:pPr>
-            <w:r>
-              <w:rPr>
-                <w:rFonts w:ascii="Times New Roman" w:hAnsi="Times New Roman" w:cs="Times New Roman"/>
-                <w:color w:val="7030A0"/>
-              </w:rPr>
-              <w:t xml:space="preserve">About how you would be upset if your child dated or married someone who is NOT [INSERT </w:t>
-            </w:r>
-            <w:r>
-              <w:rPr>
-                <w:rFonts w:ascii="Times New Roman" w:hAnsi="Times New Roman" w:cs="Times New Roman"/>
-                <w:color w:val="7030A0"/>
-              </w:rPr>
-              <w:t>R RACE</w:t>
-            </w:r>
-            <w:r>
-              <w:rPr>
-                <w:rFonts w:ascii="Times New Roman" w:hAnsi="Times New Roman" w:cs="Times New Roman"/>
-                <w:color w:val="7030A0"/>
-              </w:rPr>
-              <w:t>]</w:t>
-            </w:r>
-          </w:p>
-          <w:p>
-            <w:pPr>
               <w:pStyle w:val="NormalWeb"/>
               <w:numPr>
                 <w:ilvl w:val="0"/>
@@ -3407,30 +3060,12 @@
             </w:pPr>
             <w:r>
               <w:rPr>
-                <w:color w:val="7030A0"/>
-              </w:rPr>
-              <w:t xml:space="preserve">Teach my child WHY WE should not trust people from different races. </w:t>
-            </w:r>
-          </w:p>
-          <w:p>
-            <w:pPr>
-              <w:pStyle w:val="NormalWeb"/>
-              <w:numPr>
-                <w:ilvl w:val="0"/>
-                <w:numId w:val="18"/>
-              </w:numPr>
-              <w:rPr>
-                <w:color w:val="7030A0"/>
-              </w:rPr>
-            </w:pPr>
-            <w:r>
-              <w:rPr>
                 <w:rFonts w:ascii="Times" w:hAnsi="Times"/>
                 <w:color w:val="7030A0"/>
                 <w:sz w:val="16"/>
                 <w:szCs w:val="16"/>
               </w:rPr>
-              <w:t>Told my child about why our culture is better than other cultures.</w:t>
+              <w:t>.</w:t>
             </w:r>
           </w:p>
           <w:p>
@@ -3770,7 +3405,6 @@
                 <w:rFonts w:ascii="Times New Roman" w:hAnsi="Times New Roman" w:cs="Times New Roman"/>
                 <w:color w:val="000000" w:themeColor="text1"/>
               </w:rPr>
-              <w:lastRenderedPageBreak/>
               <w:t>Endorse Mainstream (Egalitarianism?)</w:t>
             </w:r>
           </w:p>
@@ -4179,6 +3813,7 @@
           <w:rFonts w:ascii="Times New Roman" w:hAnsi="Times New Roman" w:cs="Times New Roman"/>
           <w:color w:val="000000" w:themeColor="text1"/>
         </w:rPr>
+        <w:lastRenderedPageBreak/>
         <w:t>Don’t really fit in any box</w:t>
       </w:r>
       <w:r>
@@ -4832,6 +4467,7 @@
           <w:rFonts w:ascii="Times New Roman" w:hAnsi="Times New Roman" w:cs="Times New Roman"/>
           <w:color w:val="000000" w:themeColor="text1"/>
         </w:rPr>
+        <w:lastRenderedPageBreak/>
         <w:t xml:space="preserve">Example of Plot 1, two panels. </w:t>
       </w:r>
     </w:p>
@@ -8900,7 +8536,7 @@
         <w:ind w:left="720" w:hanging="360"/>
       </w:pPr>
     </w:lvl>
-    <w:lvl w:ilvl="1" w:tplc="04090019" w:tentative="1">
+    <w:lvl w:ilvl="1" w:tplc="04090019">
       <w:start w:val="1"/>
       <w:numFmt w:val="lowerLetter"/>
       <w:lvlText w:val="%2."/>
@@ -10245,6 +9881,7 @@
   <w:style w:type="character" w:default="1" w:styleId="DefaultParagraphFont">
     <w:name w:val="Default Paragraph Font"/>
     <w:uiPriority w:val="1"/>
+    <w:semiHidden/>
     <w:unhideWhenUsed/>
   </w:style>
   <w:style w:type="table" w:default="1" w:styleId="TableNormal">

--- a/items template.docx
+++ b/items template.docx
@@ -4841,6 +4841,296 @@
           <w:color w:val="000000" w:themeColor="text1"/>
         </w:rPr>
         <w:t>A few times a month</w:t>
+      </w:r>
+    </w:p>
+    <w:p>
+      <w:pPr>
+        <w:rPr>
+          <w:rFonts w:ascii="Times New Roman" w:hAnsi="Times New Roman" w:cs="Times New Roman"/>
+          <w:color w:val="000000" w:themeColor="text1"/>
+        </w:rPr>
+      </w:pPr>
+    </w:p>
+    <w:p>
+      <w:pPr>
+        <w:rPr>
+          <w:rFonts w:ascii="Times New Roman" w:hAnsi="Times New Roman" w:cs="Times New Roman"/>
+          <w:color w:val="000000" w:themeColor="text1"/>
+        </w:rPr>
+      </w:pPr>
+    </w:p>
+    <w:p>
+      <w:pPr>
+        <w:rPr>
+          <w:rFonts w:ascii="Times New Roman" w:hAnsi="Times New Roman" w:cs="Times New Roman"/>
+          <w:color w:val="000000" w:themeColor="text1"/>
+        </w:rPr>
+      </w:pPr>
+      <w:r>
+        <w:rPr>
+          <w:rFonts w:ascii="Times New Roman" w:hAnsi="Times New Roman" w:cs="Times New Roman"/>
+          <w:color w:val="000000" w:themeColor="text1"/>
+        </w:rPr>
+        <w:t>001011</w:t>
+      </w:r>
+    </w:p>
+    <w:p>
+      <w:pPr>
+        <w:rPr>
+          <w:rFonts w:ascii="Times New Roman" w:hAnsi="Times New Roman" w:cs="Times New Roman"/>
+          <w:color w:val="000000" w:themeColor="text1"/>
+        </w:rPr>
+      </w:pPr>
+      <w:r>
+        <w:rPr>
+          <w:rFonts w:ascii="Times New Roman" w:hAnsi="Times New Roman" w:cs="Times New Roman"/>
+          <w:color w:val="000000" w:themeColor="text1"/>
+        </w:rPr>
+        <w:t>011001</w:t>
+      </w:r>
+    </w:p>
+    <w:p>
+      <w:pPr>
+        <w:rPr>
+          <w:rFonts w:ascii="Times New Roman" w:hAnsi="Times New Roman" w:cs="Times New Roman"/>
+          <w:color w:val="000000" w:themeColor="text1"/>
+        </w:rPr>
+      </w:pPr>
+      <w:r>
+        <w:rPr>
+          <w:rFonts w:ascii="Times New Roman" w:hAnsi="Times New Roman" w:cs="Times New Roman"/>
+          <w:color w:val="000000" w:themeColor="text1"/>
+        </w:rPr>
+        <w:t>all Nas</w:t>
+      </w:r>
+    </w:p>
+    <w:p>
+      <w:pPr>
+        <w:rPr>
+          <w:rFonts w:ascii="Times New Roman" w:hAnsi="Times New Roman" w:cs="Times New Roman"/>
+          <w:color w:val="000000" w:themeColor="text1"/>
+        </w:rPr>
+      </w:pPr>
+      <w:r>
+        <w:rPr>
+          <w:rFonts w:ascii="Times New Roman" w:hAnsi="Times New Roman" w:cs="Times New Roman"/>
+          <w:color w:val="000000" w:themeColor="text1"/>
+        </w:rPr>
+        <w:t>010011</w:t>
+      </w:r>
+    </w:p>
+    <w:p>
+      <w:pPr>
+        <w:rPr>
+          <w:rFonts w:ascii="Times New Roman" w:hAnsi="Times New Roman" w:cs="Times New Roman"/>
+          <w:color w:val="000000" w:themeColor="text1"/>
+        </w:rPr>
+      </w:pPr>
+      <w:r>
+        <w:rPr>
+          <w:rFonts w:ascii="Times New Roman" w:hAnsi="Times New Roman" w:cs="Times New Roman"/>
+          <w:color w:val="000000" w:themeColor="text1"/>
+        </w:rPr>
+        <w:t xml:space="preserve">NA </w:t>
+      </w:r>
+      <w:proofErr w:type="spellStart"/>
+      <w:r>
+        <w:rPr>
+          <w:rFonts w:ascii="Times New Roman" w:hAnsi="Times New Roman" w:cs="Times New Roman"/>
+          <w:color w:val="000000" w:themeColor="text1"/>
+        </w:rPr>
+        <w:t>NA</w:t>
+      </w:r>
+      <w:proofErr w:type="spellEnd"/>
+      <w:r>
+        <w:rPr>
+          <w:rFonts w:ascii="Times New Roman" w:hAnsi="Times New Roman" w:cs="Times New Roman"/>
+          <w:color w:val="000000" w:themeColor="text1"/>
+        </w:rPr>
+        <w:t xml:space="preserve"> </w:t>
+      </w:r>
+      <w:proofErr w:type="spellStart"/>
+      <w:r>
+        <w:rPr>
+          <w:rFonts w:ascii="Times New Roman" w:hAnsi="Times New Roman" w:cs="Times New Roman"/>
+          <w:color w:val="000000" w:themeColor="text1"/>
+        </w:rPr>
+        <w:t>NA</w:t>
+      </w:r>
+      <w:proofErr w:type="spellEnd"/>
+      <w:r>
+        <w:rPr>
+          <w:rFonts w:ascii="Times New Roman" w:hAnsi="Times New Roman" w:cs="Times New Roman"/>
+          <w:color w:val="000000" w:themeColor="text1"/>
+        </w:rPr>
+        <w:t xml:space="preserve"> knows victim</w:t>
+      </w:r>
+    </w:p>
+    <w:p>
+      <w:pPr>
+        <w:rPr>
+          <w:rFonts w:ascii="Times New Roman" w:hAnsi="Times New Roman" w:cs="Times New Roman"/>
+          <w:color w:val="000000" w:themeColor="text1"/>
+        </w:rPr>
+      </w:pPr>
+      <w:r>
+        <w:rPr>
+          <w:rFonts w:ascii="Times New Roman" w:hAnsi="Times New Roman" w:cs="Times New Roman"/>
+          <w:color w:val="000000" w:themeColor="text1"/>
+        </w:rPr>
+        <w:t>001111</w:t>
+      </w:r>
+    </w:p>
+    <w:p>
+      <w:pPr>
+        <w:rPr>
+          <w:rFonts w:ascii="Times New Roman" w:hAnsi="Times New Roman" w:cs="Times New Roman"/>
+          <w:color w:val="000000" w:themeColor="text1"/>
+        </w:rPr>
+      </w:pPr>
+      <w:r>
+        <w:rPr>
+          <w:rFonts w:ascii="Times New Roman" w:hAnsi="Times New Roman" w:cs="Times New Roman"/>
+          <w:color w:val="000000" w:themeColor="text1"/>
+        </w:rPr>
+        <w:t>011110</w:t>
+      </w:r>
+    </w:p>
+    <w:p>
+      <w:pPr>
+        <w:rPr>
+          <w:rFonts w:ascii="Times New Roman" w:hAnsi="Times New Roman" w:cs="Times New Roman"/>
+          <w:color w:val="000000" w:themeColor="text1"/>
+        </w:rPr>
+      </w:pPr>
+      <w:r>
+        <w:rPr>
+          <w:rFonts w:ascii="Times New Roman" w:hAnsi="Times New Roman" w:cs="Times New Roman"/>
+          <w:color w:val="000000" w:themeColor="text1"/>
+        </w:rPr>
+        <w:t>Nas then 001</w:t>
+      </w:r>
+    </w:p>
+    <w:p>
+      <w:pPr>
+        <w:rPr>
+          <w:rFonts w:ascii="Times New Roman" w:hAnsi="Times New Roman" w:cs="Times New Roman"/>
+          <w:color w:val="000000" w:themeColor="text1"/>
+        </w:rPr>
+      </w:pPr>
+      <w:r>
+        <w:rPr>
+          <w:rFonts w:ascii="Times New Roman" w:hAnsi="Times New Roman" w:cs="Times New Roman"/>
+          <w:color w:val="000000" w:themeColor="text1"/>
+        </w:rPr>
+        <w:t xml:space="preserve">NA </w:t>
+      </w:r>
+      <w:proofErr w:type="spellStart"/>
+      <w:r>
+        <w:rPr>
+          <w:rFonts w:ascii="Times New Roman" w:hAnsi="Times New Roman" w:cs="Times New Roman"/>
+          <w:color w:val="000000" w:themeColor="text1"/>
+        </w:rPr>
+        <w:t>NA</w:t>
+      </w:r>
+      <w:proofErr w:type="spellEnd"/>
+      <w:r>
+        <w:rPr>
+          <w:rFonts w:ascii="Times New Roman" w:hAnsi="Times New Roman" w:cs="Times New Roman"/>
+          <w:color w:val="000000" w:themeColor="text1"/>
+        </w:rPr>
+        <w:t xml:space="preserve"> </w:t>
+      </w:r>
+      <w:proofErr w:type="spellStart"/>
+      <w:r>
+        <w:rPr>
+          <w:rFonts w:ascii="Times New Roman" w:hAnsi="Times New Roman" w:cs="Times New Roman"/>
+          <w:color w:val="000000" w:themeColor="text1"/>
+        </w:rPr>
+        <w:t>NA</w:t>
+      </w:r>
+      <w:proofErr w:type="spellEnd"/>
+      <w:r>
+        <w:rPr>
+          <w:rFonts w:ascii="Times New Roman" w:hAnsi="Times New Roman" w:cs="Times New Roman"/>
+          <w:color w:val="000000" w:themeColor="text1"/>
+        </w:rPr>
+        <w:t xml:space="preserve"> then 100</w:t>
+      </w:r>
+    </w:p>
+    <w:p>
+      <w:pPr>
+        <w:rPr>
+          <w:rFonts w:ascii="Times New Roman" w:hAnsi="Times New Roman" w:cs="Times New Roman"/>
+          <w:color w:val="000000" w:themeColor="text1"/>
+        </w:rPr>
+      </w:pPr>
+      <w:r>
+        <w:rPr>
+          <w:rFonts w:ascii="Times New Roman" w:hAnsi="Times New Roman" w:cs="Times New Roman"/>
+          <w:color w:val="000000" w:themeColor="text1"/>
+        </w:rPr>
+        <w:t>001-99-99-99</w:t>
+      </w:r>
+    </w:p>
+    <w:p>
+      <w:pPr>
+        <w:rPr>
+          <w:rFonts w:ascii="Times New Roman" w:hAnsi="Times New Roman" w:cs="Times New Roman"/>
+          <w:color w:val="000000" w:themeColor="text1"/>
+        </w:rPr>
+      </w:pPr>
+      <w:r>
+        <w:rPr>
+          <w:rFonts w:ascii="Times New Roman" w:hAnsi="Times New Roman" w:cs="Times New Roman"/>
+          <w:color w:val="000000" w:themeColor="text1"/>
+        </w:rPr>
+        <w:t>011010</w:t>
+      </w:r>
+    </w:p>
+    <w:p>
+      <w:pPr>
+        <w:rPr>
+          <w:rFonts w:ascii="Times New Roman" w:hAnsi="Times New Roman" w:cs="Times New Roman"/>
+          <w:color w:val="000000" w:themeColor="text1"/>
+        </w:rPr>
+      </w:pPr>
+      <w:r>
+        <w:rPr>
+          <w:rFonts w:ascii="Times New Roman" w:hAnsi="Times New Roman" w:cs="Times New Roman"/>
+          <w:color w:val="000000" w:themeColor="text1"/>
+        </w:rPr>
+        <w:t>100-99-99-99</w:t>
+      </w:r>
+    </w:p>
+    <w:p>
+      <w:pPr>
+        <w:rPr>
+          <w:rFonts w:ascii="Times New Roman" w:hAnsi="Times New Roman" w:cs="Times New Roman"/>
+          <w:color w:val="000000" w:themeColor="text1"/>
+        </w:rPr>
+      </w:pPr>
+      <w:r>
+        <w:rPr>
+          <w:rFonts w:ascii="Times New Roman" w:hAnsi="Times New Roman" w:cs="Times New Roman"/>
+          <w:color w:val="000000" w:themeColor="text1"/>
+        </w:rPr>
+        <w:t>110101</w:t>
+      </w:r>
+    </w:p>
+    <w:p>
+      <w:pPr>
+        <w:rPr>
+          <w:rFonts w:ascii="Times New Roman" w:hAnsi="Times New Roman" w:cs="Times New Roman"/>
+          <w:color w:val="000000" w:themeColor="text1"/>
+        </w:rPr>
+      </w:pPr>
+      <w:r>
+        <w:rPr>
+          <w:rFonts w:ascii="Times New Roman" w:hAnsi="Times New Roman" w:cs="Times New Roman"/>
+          <w:color w:val="000000" w:themeColor="text1"/>
+        </w:rPr>
+        <w:t>111-99-99-99</w:t>
       </w:r>
     </w:p>
     <w:p>
